--- a/202410120323_柳淳_HW1实验一.docx
+++ b/202410120323_柳淳_HW1实验一.docx
@@ -2336,167 +2336,77 @@
           <w:rFonts w:ascii="微软雅黑" w:eastAsia="微软雅黑" w:hAnsi="微软雅黑" w:cs="微软雅黑" w:hint="eastAsia"/>
           <w:lang w:eastAsia="zh-CN"/>
         </w:rPr>
-        <w:t>代码已在本地</w:t>
-      </w:r>
-      <w:r>
-        <w:t xml:space="preserve"> Git </w:t>
-      </w:r>
+        <w:t>远程仓库已创建并完成推送。仓库地址：https://github.com/s-busu/hj212-lab（Public，公开可访问）；本地仓库通过 git remote add origin git@github.com:s-busu/hj212-lab.git 关联远程仓库，并执行 git push -u origin master 完成推送，当前本地 master 与 origin/master 完全一致（均指向 1280dba）。</w:t>
+      </w:r>
+    </w:p>
+    <w:p>
+      <w:pPr>
+        <w:rPr>
+          <w:lang w:eastAsia="zh-CN"/>
+        </w:rPr>
+      </w:pPr>
       <w:r>
         <w:rPr>
           <w:rFonts w:ascii="微软雅黑" w:eastAsia="微软雅黑" w:hAnsi="微软雅黑" w:cs="微软雅黑" w:hint="eastAsia"/>
           <w:lang w:eastAsia="zh-CN"/>
         </w:rPr>
-        <w:t>仓库完成提交（</w:t>
-      </w:r>
-      <w:r>
-        <w:t>commit: feat: HW1</w:t>
-      </w:r>
+        <w:t>完整提交记录如下（共 3 次提交）：</w:t>
+      </w:r>
+    </w:p>
+    <w:p>
+      <w:pPr>
+        <w:rPr>
+          <w:lang w:eastAsia="zh-CN"/>
+        </w:rPr>
+      </w:pPr>
       <w:r>
         <w:rPr>
           <w:rFonts w:ascii="微软雅黑" w:eastAsia="微软雅黑" w:hAnsi="微软雅黑" w:cs="微软雅黑" w:hint="eastAsia"/>
           <w:lang w:eastAsia="zh-CN"/>
         </w:rPr>
-        <w:t>实验一</w:t>
-      </w:r>
-      <w:r>
-        <w:t>——hj212parser</w:t>
-      </w:r>
+        <w:t>① 7abb373（2026-09-23）feat: HW1实验一——hj212parser类库、HelloWorld程序与单元测试。首次提交，包含 src/helloworld.py、src/hj212parser.py、tests/test_hj212parser.py、docs/运行示例.txt、README.md、.gitignore 共 6 个文件。</w:t>
+      </w:r>
+    </w:p>
+    <w:p>
+      <w:pPr>
+        <w:rPr>
+          <w:lang w:eastAsia="zh-CN"/>
+        </w:rPr>
+      </w:pPr>
       <w:r>
         <w:rPr>
           <w:rFonts w:ascii="微软雅黑" w:eastAsia="微软雅黑" w:hAnsi="微软雅黑" w:cs="微软雅黑" w:hint="eastAsia"/>
           <w:lang w:eastAsia="zh-CN"/>
         </w:rPr>
-        <w:t>类库、</w:t>
-      </w:r>
-      <w:r>
-        <w:t>HelloWorld</w:t>
-      </w:r>
+        <w:t>② 174ebf9（2026-10-16）docs: 纳入实验报告并补充 .gitignore（忽略 output/、Word 锁文件与日志）。将实验报告 202410120323_柳淳_HW1实验一.docx 纳入版本控制。</w:t>
+      </w:r>
+    </w:p>
+    <w:p>
+      <w:pPr>
+        <w:rPr>
+          <w:lang w:eastAsia="zh-CN"/>
+        </w:rPr>
+      </w:pPr>
       <w:r>
         <w:rPr>
           <w:rFonts w:ascii="微软雅黑" w:eastAsia="微软雅黑" w:hAnsi="微软雅黑" w:cs="微软雅黑" w:hint="eastAsia"/>
           <w:lang w:eastAsia="zh-CN"/>
         </w:rPr>
-        <w:t>程序与单元测试），包含</w:t>
-      </w:r>
-      <w:r>
-        <w:t xml:space="preserve"> 6 </w:t>
-      </w:r>
+        <w:t>③ 1280dba（2026-10-16）docs: 填写实验报告封面（学号、姓名、实验时间）。补全封面的学号 202410120323、姓名柳淳、实验时间 2026 年 9 月 21 日。</w:t>
+      </w:r>
+    </w:p>
+    <w:p>
+      <w:pPr>
+        <w:rPr>
+          <w:lang w:eastAsia="zh-CN"/>
+        </w:rPr>
+      </w:pPr>
       <w:r>
         <w:rPr>
           <w:rFonts w:ascii="微软雅黑" w:eastAsia="微软雅黑" w:hAnsi="微软雅黑" w:cs="微软雅黑" w:hint="eastAsia"/>
           <w:lang w:eastAsia="zh-CN"/>
         </w:rPr>
-        <w:t>个文件：</w:t>
-      </w:r>
-      <w:r>
-        <w:t>README.md</w:t>
-      </w:r>
-      <w:r>
-        <w:rPr>
-          <w:rFonts w:ascii="微软雅黑" w:eastAsia="微软雅黑" w:hAnsi="微软雅黑" w:cs="微软雅黑" w:hint="eastAsia"/>
-          <w:lang w:eastAsia="zh-CN"/>
-        </w:rPr>
-        <w:t>、</w:t>
-      </w:r>
-      <w:r>
-        <w:t>.gitignore</w:t>
-      </w:r>
-      <w:r>
-        <w:rPr>
-          <w:rFonts w:ascii="微软雅黑" w:eastAsia="微软雅黑" w:hAnsi="微软雅黑" w:cs="微软雅黑" w:hint="eastAsia"/>
-          <w:lang w:eastAsia="zh-CN"/>
-        </w:rPr>
-        <w:t>、</w:t>
-      </w:r>
-      <w:r>
-        <w:t>src/helloworld.py</w:t>
-      </w:r>
-      <w:r>
-        <w:rPr>
-          <w:rFonts w:ascii="微软雅黑" w:eastAsia="微软雅黑" w:hAnsi="微软雅黑" w:cs="微软雅黑" w:hint="eastAsia"/>
-          <w:lang w:eastAsia="zh-CN"/>
-        </w:rPr>
-        <w:t>、</w:t>
-      </w:r>
-      <w:r>
-        <w:t>src/hj212parser.py</w:t>
-      </w:r>
-      <w:r>
-        <w:rPr>
-          <w:rFonts w:ascii="微软雅黑" w:eastAsia="微软雅黑" w:hAnsi="微软雅黑" w:cs="微软雅黑" w:hint="eastAsia"/>
-          <w:lang w:eastAsia="zh-CN"/>
-        </w:rPr>
-        <w:t>、</w:t>
-      </w:r>
-      <w:r>
-        <w:t>tests/test_hj212parser.py</w:t>
-      </w:r>
-      <w:r>
-        <w:rPr>
-          <w:rFonts w:ascii="微软雅黑" w:eastAsia="微软雅黑" w:hAnsi="微软雅黑" w:cs="微软雅黑" w:hint="eastAsia"/>
-          <w:lang w:eastAsia="zh-CN"/>
-        </w:rPr>
-        <w:t>、</w:t>
-      </w:r>
-      <w:r>
-        <w:t>docs/</w:t>
-      </w:r>
-      <w:r>
-        <w:rPr>
-          <w:rFonts w:ascii="微软雅黑" w:eastAsia="微软雅黑" w:hAnsi="微软雅黑" w:cs="微软雅黑" w:hint="eastAsia"/>
-          <w:lang w:eastAsia="zh-CN"/>
-        </w:rPr>
-        <w:t>运行示例</w:t>
-      </w:r>
-      <w:r>
-        <w:t>.txt</w:t>
-      </w:r>
-      <w:r>
-        <w:rPr>
-          <w:rFonts w:ascii="微软雅黑" w:eastAsia="微软雅黑" w:hAnsi="微软雅黑" w:cs="微软雅黑" w:hint="eastAsia"/>
-          <w:lang w:eastAsia="zh-CN"/>
-        </w:rPr>
-        <w:t>。随后通过</w:t>
-      </w:r>
-      <w:r>
-        <w:rPr>
-          <w:lang w:eastAsia="zh-CN"/>
-        </w:rPr>
-        <w:t xml:space="preserve"> </w:t>
-      </w:r>
-      <w:r>
-        <w:rPr>
-          <w:rFonts w:ascii="JetBrains Mono" w:hAnsi="JetBrains Mono"/>
-          <w:sz w:val="18"/>
-          <w:lang w:eastAsia="zh-CN"/>
-        </w:rPr>
-        <w:t>git push origin master</w:t>
-      </w:r>
-      <w:r>
-        <w:rPr>
-          <w:lang w:eastAsia="zh-CN"/>
-        </w:rPr>
-        <w:t xml:space="preserve"> </w:t>
-      </w:r>
-      <w:r>
-        <w:rPr>
-          <w:rFonts w:ascii="微软雅黑" w:eastAsia="微软雅黑" w:hAnsi="微软雅黑" w:cs="微软雅黑" w:hint="eastAsia"/>
-          <w:lang w:eastAsia="zh-CN"/>
-        </w:rPr>
-        <w:t>推送到</w:t>
-      </w:r>
-      <w:r>
-        <w:rPr>
-          <w:lang w:eastAsia="zh-CN"/>
-        </w:rPr>
-        <w:t xml:space="preserve"> GitHub </w:t>
-      </w:r>
-      <w:r>
-        <w:rPr>
-          <w:rFonts w:ascii="微软雅黑" w:eastAsia="微软雅黑" w:hAnsi="微软雅黑" w:cs="微软雅黑" w:hint="eastAsia"/>
-          <w:lang w:eastAsia="zh-CN"/>
-        </w:rPr>
-        <w:t>公开仓库。</w:t>
+        <w:t>推送后仓库共跟踪 7 个文件：.gitignore、README.md、202410120323_柳淳_HW1实验一.docx、docs/运行示例.txt、src/helloworld.py、src/hj212parser.py、tests/test_hj212parser.py，均可通过上述仓库地址公开访问。</w:t>
       </w:r>
     </w:p>
     <w:p>
